--- a/t28_s4.docx
+++ b/t28_s4.docx
@@ -3,2168 +3,998 @@
 <w:document xmlns:wpc="http://schemas.microsoft.com/office/word/2010/wordprocessingCanvas" xmlns:mo="http://schemas.microsoft.com/office/mac/office/2008/main" xmlns:mc="http://schemas.openxmlformats.org/markup-compatibility/2006" xmlns:mv="urn:schemas-microsoft-com:mac:vml" xmlns:o="urn:schemas-microsoft-com:office:office" xmlns:r="http://schemas.openxmlformats.org/officeDocument/2006/relationships" xmlns:m="http://schemas.openxmlformats.org/officeDocument/2006/math" xmlns:v="urn:schemas-microsoft-com:vml" xmlns:wp14="http://schemas.microsoft.com/office/word/2010/wordprocessingDrawing" xmlns:wp="http://schemas.openxmlformats.org/drawingml/2006/wordprocessingDrawing" xmlns:w10="urn:schemas-microsoft-com:office:word" xmlns:w="http://schemas.openxmlformats.org/wordprocessingml/2006/main" xmlns:w14="http://schemas.microsoft.com/office/word/2010/wordml" xmlns:wpg="http://schemas.microsoft.com/office/word/2010/wordprocessingGroup" xmlns:wpi="http://schemas.microsoft.com/office/word/2010/wordprocessingInk" xmlns:wne="http://schemas.microsoft.com/office/word/2006/wordml" xmlns:wps="http://schemas.microsoft.com/office/word/2010/wordprocessingShape" mc:Ignorable="w14 wp14">
   <w:body>
     <w:p>
-      <w:pPr>
-        <w:spacing w:after="20" w:before="120"/>
-      </w:pPr>
       <w:r>
-        <w:rPr>
-          <w:b/>
-          <w:sz w:val="22"/>
-        </w:rPr>
-        <w:t>Question: A child with severe dehydration is receiving IV fluids. Which finding indicates that rehydration is effective?</w:t>
+        <w:t xml:space="preserve">Question: A client at 40 weeks gestation is in the second stage of labor. The nurse notes that the fetal heart rate is 90 beats per minute. What is the priority nursing action?</w:t>
       </w:r>
     </w:p>
     <w:p>
-      <w:pPr>
-        <w:spacing w:after="0" w:before="0"/>
-      </w:pPr>
       <w:r>
-        <w:rPr>
-          <w:b w:val="0"/>
-          <w:sz w:val="22"/>
-        </w:rPr>
-        <w:t>(a) Urine output of 2 mL/kg/hour</w:t>
+        <w:t xml:space="preserve">(a) Reposition the client and notify the physician</w:t>
       </w:r>
     </w:p>
     <w:p>
-      <w:pPr>
-        <w:spacing w:after="0" w:before="0"/>
-      </w:pPr>
       <w:r>
-        <w:rPr>
-          <w:b w:val="0"/>
-          <w:sz w:val="22"/>
-        </w:rPr>
-        <w:t>(b) Sunken eyes persist</w:t>
+        <w:t xml:space="preserve">(b) Continue monitoring, as this is normal</w:t>
       </w:r>
     </w:p>
     <w:p>
-      <w:pPr>
-        <w:spacing w:after="0" w:before="0"/>
-      </w:pPr>
       <w:r>
-        <w:rPr>
-          <w:b w:val="0"/>
-          <w:sz w:val="22"/>
-        </w:rPr>
-        <w:t>(c) Skin turgor remains poor</w:t>
+        <w:t xml:space="preserve">(c) Prepare the client for an emergency delivery</w:t>
       </w:r>
     </w:p>
     <w:p>
-      <w:pPr>
-        <w:spacing w:after="0" w:before="0"/>
-      </w:pPr>
       <w:r>
-        <w:rPr>
-          <w:b w:val="0"/>
-          <w:sz w:val="22"/>
-        </w:rPr>
-        <w:t>(d) Capillary refill of 5 seconds</w:t>
+        <w:t xml:space="preserve">(d) Administer oxygen only after 5 more minutes</w:t>
       </w:r>
     </w:p>
     <w:p>
-      <w:pPr>
-        <w:spacing w:after="0" w:before="40"/>
-      </w:pPr>
       <w:r>
-        <w:rPr>
-          <w:b/>
-          <w:sz w:val="22"/>
-        </w:rPr>
-        <w:t>Answer: a</w:t>
+        <w:t xml:space="preserve">Answer: a</w:t>
       </w:r>
     </w:p>
     <w:p>
-      <w:pPr>
-        <w:spacing w:after="0" w:before="0"/>
-      </w:pPr>
       <w:r>
-        <w:rPr>
-          <w:b w:val="0"/>
-          <w:sz w:val="21"/>
-        </w:rPr>
-        <w:t>Solution: Adequate urine output (≥1-2 mL/kg/hr) is the most reliable indicator of restored perfusion; the other findings show continued dehydration.</w:t>
+        <w:t xml:space="preserve">Solution: Fetal bradycardia below 110 bpm indicates fetal distress. The nurse repositions the client (side-lying), administers oxygen, and notifies the physician immediately.</w:t>
       </w:r>
     </w:p>
     <w:p>
-      <w:pPr>
-        <w:spacing w:after="0" w:before="0"/>
-      </w:pPr>
       <w:r>
-        <w:rPr>
-          <w:b w:val="0"/>
-          <w:sz w:val="20"/>
-        </w:rPr>
-        <w:t>Positive Marks: 1</w:t>
+        <w:t xml:space="preserve">Positive Marks: 1</w:t>
       </w:r>
     </w:p>
     <w:p>
-      <w:pPr>
-        <w:spacing w:after="160" w:before="0"/>
-      </w:pPr>
       <w:r>
-        <w:rPr>
-          <w:b w:val="0"/>
-          <w:sz w:val="20"/>
-        </w:rPr>
-        <w:t>Negative Marks: 0.25</w:t>
+        <w:t xml:space="preserve">Negative Marks: 0.25</w:t>
       </w:r>
     </w:p>
     <w:p>
-      <w:pPr>
-        <w:spacing w:after="20" w:before="120"/>
-      </w:pPr>
       <w:r>
-        <w:rPr>
-          <w:b/>
-          <w:sz w:val="22"/>
-        </w:rPr>
-        <w:t>Question: The nurse had a needle stick injury with a hepatitis B infected needle, what is priority nursing action?</w:t>
+        <w:t xml:space="preserve"/>
       </w:r>
     </w:p>
     <w:p>
-      <w:pPr>
-        <w:spacing w:after="0" w:before="0"/>
-      </w:pPr>
       <w:r>
-        <w:rPr>
-          <w:b w:val="0"/>
-          <w:sz w:val="22"/>
-        </w:rPr>
-        <w:t>(a) Start PEP treatment immediately</w:t>
+        <w:t xml:space="preserve">Question: A mother asks the nurse when she can expect her newborn's umbilical cord to fall off. The best response is:</w:t>
       </w:r>
     </w:p>
     <w:p>
-      <w:pPr>
-        <w:spacing w:after="0" w:before="0"/>
-      </w:pPr>
       <w:r>
-        <w:rPr>
-          <w:b w:val="0"/>
-          <w:sz w:val="22"/>
-        </w:rPr>
-        <w:t>(b) Wash puncture site with soap and water</w:t>
+        <w:t xml:space="preserve">(a) "Usually within 1–2 weeks after birth."</w:t>
       </w:r>
     </w:p>
     <w:p>
-      <w:pPr>
-        <w:spacing w:after="0" w:before="0"/>
-      </w:pPr>
       <w:r>
-        <w:rPr>
-          <w:b w:val="0"/>
-          <w:sz w:val="22"/>
-        </w:rPr>
-        <w:t>(c) Get a doctor appointment</w:t>
+        <w:t xml:space="preserve">(b) "Within 24 hours."</w:t>
       </w:r>
     </w:p>
     <w:p>
-      <w:pPr>
-        <w:spacing w:after="0" w:before="0"/>
-      </w:pPr>
       <w:r>
-        <w:rPr>
-          <w:b w:val="0"/>
-          <w:sz w:val="22"/>
-        </w:rPr>
-        <w:t>(d) Collect needle for laboratory check</w:t>
+        <w:t xml:space="preserve">(c) "After 2 months."</w:t>
       </w:r>
     </w:p>
     <w:p>
-      <w:pPr>
-        <w:spacing w:after="0" w:before="40"/>
-      </w:pPr>
       <w:r>
-        <w:rPr>
-          <w:b/>
-          <w:sz w:val="22"/>
-        </w:rPr>
-        <w:t>Answer: b</w:t>
+        <w:t xml:space="preserve">(d) "It never falls off; it is clamped permanently."</w:t>
       </w:r>
     </w:p>
     <w:p>
-      <w:pPr>
-        <w:spacing w:after="0" w:before="0"/>
-      </w:pPr>
       <w:r>
-        <w:rPr>
-          <w:b w:val="0"/>
-          <w:sz w:val="21"/>
-        </w:rPr>
-        <w:t>Solution: After a hepatitis B needle-stick injury, the priority action is to wash the puncture site with soap and water, then report and start PEP.</w:t>
+        <w:t xml:space="preserve">Answer: a</w:t>
       </w:r>
     </w:p>
     <w:p>
-      <w:pPr>
-        <w:spacing w:after="0" w:before="0"/>
-      </w:pPr>
       <w:r>
-        <w:rPr>
-          <w:b w:val="0"/>
-          <w:sz w:val="20"/>
-        </w:rPr>
-        <w:t>Positive Marks: 1</w:t>
+        <w:t xml:space="preserve">Solution: The umbilical cord stump typically dries and falls off in 1–2 weeks. The site should be kept clean and dry, and the mother should report redness, discharge, or odor.</w:t>
       </w:r>
     </w:p>
     <w:p>
-      <w:pPr>
-        <w:spacing w:after="160" w:before="0"/>
-      </w:pPr>
       <w:r>
-        <w:rPr>
-          <w:b w:val="0"/>
-          <w:sz w:val="20"/>
-        </w:rPr>
-        <w:t>Negative Marks: 0.25</w:t>
+        <w:t xml:space="preserve">Positive Marks: 1</w:t>
       </w:r>
     </w:p>
     <w:p>
-      <w:pPr>
-        <w:spacing w:after="20" w:before="120"/>
-      </w:pPr>
       <w:r>
-        <w:rPr>
-          <w:b/>
-          <w:sz w:val="22"/>
-        </w:rPr>
-        <w:t>Question: Most sensitive index of the health of a community is</w:t>
+        <w:t xml:space="preserve">Negative Marks: 0.25</w:t>
       </w:r>
     </w:p>
     <w:p>
-      <w:pPr>
-        <w:spacing w:after="0" w:before="0"/>
-      </w:pPr>
       <w:r>
-        <w:rPr>
-          <w:b w:val="0"/>
-          <w:sz w:val="22"/>
-        </w:rPr>
-        <w:t>(a) MMR</w:t>
+        <w:t xml:space="preserve"/>
       </w:r>
     </w:p>
     <w:p>
-      <w:pPr>
-        <w:spacing w:after="0" w:before="0"/>
-      </w:pPr>
       <w:r>
-        <w:rPr>
-          <w:b w:val="0"/>
-          <w:sz w:val="22"/>
-        </w:rPr>
-        <w:t>(b) Crude Birth Rate</w:t>
+        <w:t xml:space="preserve">Question: A postpartum client reports a heavy, foul-smelling lochia and fever. The nurse suspects:</w:t>
       </w:r>
     </w:p>
     <w:p>
-      <w:pPr>
-        <w:spacing w:after="0" w:before="0"/>
-      </w:pPr>
       <w:r>
-        <w:rPr>
-          <w:b w:val="0"/>
-          <w:sz w:val="22"/>
-        </w:rPr>
-        <w:t>(c) Infant Mortality Rate</w:t>
+        <w:t xml:space="preserve">(a) Endometritis (postpartum uterine infection)</w:t>
       </w:r>
     </w:p>
     <w:p>
-      <w:pPr>
-        <w:spacing w:after="0" w:before="0"/>
-      </w:pPr>
       <w:r>
-        <w:rPr>
-          <w:b w:val="0"/>
-          <w:sz w:val="22"/>
-        </w:rPr>
-        <w:t>(d) Crude Death Rate</w:t>
+        <w:t xml:space="preserve">(b) A normal lochia pattern</w:t>
       </w:r>
     </w:p>
     <w:p>
-      <w:pPr>
-        <w:spacing w:after="0" w:before="40"/>
-      </w:pPr>
       <w:r>
-        <w:rPr>
-          <w:b/>
-          <w:sz w:val="22"/>
-        </w:rPr>
-        <w:t>Answer: c</w:t>
+        <w:t xml:space="preserve">(c) Retained placenta with hemorrhage</w:t>
       </w:r>
     </w:p>
     <w:p>
-      <w:pPr>
-        <w:spacing w:after="0" w:before="0"/>
-      </w:pPr>
       <w:r>
-        <w:rPr>
-          <w:b w:val="0"/>
-          <w:sz w:val="21"/>
-        </w:rPr>
-        <w:t>Solution: Infant mortality rate (IMR) is the most sensitive index of the health of a community.</w:t>
+        <w:t xml:space="preserve">(d) Mastitis</w:t>
       </w:r>
     </w:p>
     <w:p>
-      <w:pPr>
-        <w:spacing w:after="0" w:before="0"/>
-      </w:pPr>
       <w:r>
-        <w:rPr>
-          <w:b w:val="0"/>
-          <w:sz w:val="20"/>
-        </w:rPr>
-        <w:t>Positive Marks: 1</w:t>
+        <w:t xml:space="preserve">Answer: a</w:t>
       </w:r>
     </w:p>
     <w:p>
-      <w:pPr>
-        <w:spacing w:after="160" w:before="0"/>
-      </w:pPr>
       <w:r>
-        <w:rPr>
-          <w:b w:val="0"/>
-          <w:sz w:val="20"/>
-        </w:rPr>
-        <w:t>Negative Marks: 0.25</w:t>
+        <w:t xml:space="preserve">Solution: Foul-smelling lochia, fever, and uterine tenderness suggest endometritis, an infection of the uterine lining, usually treated with antibiotics. Mastitis involves the breast, and hemorrhage presents with heavy bright bleeding.</w:t>
       </w:r>
     </w:p>
     <w:p>
-      <w:pPr>
-        <w:spacing w:after="20" w:before="120"/>
-      </w:pPr>
       <w:r>
-        <w:rPr>
-          <w:b/>
-          <w:sz w:val="22"/>
-        </w:rPr>
-        <w:t>Question: The vaccine that (arms blister and leaves permanen scar in babies Is:</w:t>
+        <w:t xml:space="preserve">Positive Marks: 1</w:t>
       </w:r>
     </w:p>
     <w:p>
-      <w:pPr>
-        <w:spacing w:after="0" w:before="0"/>
-      </w:pPr>
       <w:r>
-        <w:rPr>
-          <w:b w:val="0"/>
-          <w:sz w:val="22"/>
-        </w:rPr>
-        <w:t>(a) BCG</w:t>
+        <w:t xml:space="preserve">Negative Marks: 0.25</w:t>
       </w:r>
     </w:p>
     <w:p>
-      <w:pPr>
-        <w:spacing w:after="0" w:before="0"/>
-      </w:pPr>
       <w:r>
-        <w:rPr>
-          <w:b w:val="0"/>
-          <w:sz w:val="22"/>
-        </w:rPr>
-        <w:t>(b) DPT</w:t>
+        <w:t xml:space="preserve"/>
       </w:r>
     </w:p>
     <w:p>
-      <w:pPr>
-        <w:spacing w:after="0" w:before="0"/>
-      </w:pPr>
       <w:r>
-        <w:rPr>
-          <w:b w:val="0"/>
-          <w:sz w:val="22"/>
-        </w:rPr>
-        <w:t>(c) Meade.</w:t>
+        <w:t xml:space="preserve">Question: A client in labor has ruptured membranes and the nurse notes that the umbilical cord is visible at the vaginal opening. The priority nursing action is:</w:t>
       </w:r>
     </w:p>
     <w:p>
-      <w:pPr>
-        <w:spacing w:after="0" w:before="0"/>
-      </w:pPr>
       <w:r>
-        <w:rPr>
-          <w:b w:val="0"/>
-          <w:sz w:val="22"/>
-        </w:rPr>
-        <w:t>(d) Pentavalent</w:t>
+        <w:t xml:space="preserve">(a) Place the client in a knee-chest or Trendelenburg position and call for help</w:t>
       </w:r>
     </w:p>
     <w:p>
-      <w:pPr>
-        <w:spacing w:after="0" w:before="40"/>
-      </w:pPr>
       <w:r>
-        <w:rPr>
-          <w:b/>
-          <w:sz w:val="22"/>
-        </w:rPr>
-        <w:t>Answer: a</w:t>
+        <w:t xml:space="preserve">(b) Push the cord back into the vagina</w:t>
       </w:r>
     </w:p>
     <w:p>
-      <w:pPr>
-        <w:spacing w:after="0" w:before="0"/>
-      </w:pPr>
       <w:r>
-        <w:rPr>
-          <w:b w:val="0"/>
-          <w:sz w:val="21"/>
-        </w:rPr>
-        <w:t>Solution: The vaccine that can cause blistering and leave a permanent scar in babies is the BCG vaccine. The Bacillus Calmette-Gu°rin (BCG) vaccine is administered to protect against tuberculosis (TB). After receiving the BCG vaccine, a localized skin reaction typically occurs at the injection site. This reaction can include the formation of a small blister, which eventually scabs over and heals. In some cases, a small scar may remain at the injection site, although it does not cause any functional impairment. The BCG vaccine is commonly given to infants in areas where TB is prevalent.</w:t>
+        <w:t xml:space="preserve">(c) Apply firm pressure to the cord</w:t>
       </w:r>
     </w:p>
     <w:p>
-      <w:pPr>
-        <w:spacing w:after="0" w:before="0"/>
-      </w:pPr>
       <w:r>
-        <w:rPr>
-          <w:b w:val="0"/>
-          <w:sz w:val="20"/>
-        </w:rPr>
-        <w:t>Positive Marks: 1</w:t>
+        <w:t xml:space="preserve">(d) Leave the client and get supplies</w:t>
       </w:r>
     </w:p>
     <w:p>
-      <w:pPr>
-        <w:spacing w:after="160" w:before="0"/>
-      </w:pPr>
       <w:r>
-        <w:rPr>
-          <w:b w:val="0"/>
-          <w:sz w:val="20"/>
-        </w:rPr>
-        <w:t>Negative Marks: 0.25</w:t>
+        <w:t xml:space="preserve">Answer: a</w:t>
       </w:r>
     </w:p>
     <w:p>
-      <w:pPr>
-        <w:spacing w:after="20" w:before="120"/>
-      </w:pPr>
       <w:r>
-        <w:rPr>
-          <w:b/>
-          <w:sz w:val="22"/>
-        </w:rPr>
-        <w:t>Question: . Organism responsible for lactational mastitis?</w:t>
+        <w:t xml:space="preserve">Solution: Cord prolapse is an emergency. The nurse keeps pressure off the cord by placing the client in knee-chest or Trendelenburg position, holds the presenting part off the cord, and calls for immediate delivery.</w:t>
       </w:r>
     </w:p>
     <w:p>
-      <w:pPr>
-        <w:spacing w:after="0" w:before="0"/>
-      </w:pPr>
       <w:r>
-        <w:rPr>
-          <w:b w:val="0"/>
-          <w:sz w:val="22"/>
-        </w:rPr>
-        <w:t>(a) Streptococcus epidermiditis</w:t>
+        <w:t xml:space="preserve">Positive Marks: 1</w:t>
       </w:r>
     </w:p>
     <w:p>
-      <w:pPr>
-        <w:spacing w:after="0" w:before="0"/>
-      </w:pPr>
       <w:r>
-        <w:rPr>
-          <w:b w:val="0"/>
-          <w:sz w:val="22"/>
-        </w:rPr>
-        <w:t>(b) Pneumococcus</w:t>
+        <w:t xml:space="preserve">Negative Marks: 0.25</w:t>
       </w:r>
     </w:p>
     <w:p>
-      <w:pPr>
-        <w:spacing w:after="0" w:before="0"/>
-      </w:pPr>
       <w:r>
-        <w:rPr>
-          <w:b w:val="0"/>
-          <w:sz w:val="22"/>
-        </w:rPr>
-        <w:t>(c) Staphylococcal aureus</w:t>
+        <w:t xml:space="preserve"/>
       </w:r>
     </w:p>
     <w:p>
-      <w:pPr>
-        <w:spacing w:after="0" w:before="0"/>
-      </w:pPr>
       <w:r>
-        <w:rPr>
-          <w:b w:val="0"/>
-          <w:sz w:val="22"/>
-        </w:rPr>
-        <w:t>(d) Neisserria gonococci</w:t>
+        <w:t xml:space="preserve">Question: The nurse is teaching a pregnant client about danger signs during pregnancy. Which sign should the client report immediately?</w:t>
       </w:r>
     </w:p>
     <w:p>
-      <w:pPr>
-        <w:spacing w:after="0" w:before="40"/>
-      </w:pPr>
       <w:r>
-        <w:rPr>
-          <w:b/>
-          <w:sz w:val="22"/>
-        </w:rPr>
-        <w:t>Answer: c</w:t>
+        <w:t xml:space="preserve">(a) Vaginal bleeding in the third trimester</w:t>
       </w:r>
     </w:p>
     <w:p>
-      <w:pPr>
-        <w:spacing w:after="0" w:before="0"/>
-      </w:pPr>
       <w:r>
-        <w:rPr>
-          <w:b w:val="0"/>
-          <w:sz w:val="21"/>
-        </w:rPr>
-        <w:t>Solution: Staphylococcus aureus is the most common pathogenic bacteria for causing mastitis during lactation. It is a gram-positive bacteria with strong pathogenicity and can cause skin, soft-tissue, bone, joint, and systemic organ infections. The bacteria enter through a break or crack in the skin, usually on the nipple. The infection takes place in the fatty tissue of the breast and causes swelling which pushes on the milk ducts resulting in pain and lumps in the infected breast.</w:t>
+        <w:t xml:space="preserve">(b) Mild heartburn</w:t>
       </w:r>
     </w:p>
     <w:p>
-      <w:pPr>
-        <w:spacing w:after="0" w:before="0"/>
-      </w:pPr>
       <w:r>
-        <w:rPr>
-          <w:b w:val="0"/>
-          <w:sz w:val="20"/>
-        </w:rPr>
-        <w:t>Positive Marks: 1</w:t>
+        <w:t xml:space="preserve">(c) Occasional Braxton Hicks contractions</w:t>
       </w:r>
     </w:p>
     <w:p>
-      <w:pPr>
-        <w:spacing w:after="160" w:before="0"/>
-      </w:pPr>
       <w:r>
-        <w:rPr>
-          <w:b w:val="0"/>
-          <w:sz w:val="20"/>
-        </w:rPr>
-        <w:t>Negative Marks: 0.25</w:t>
+        <w:t xml:space="preserve">(d) Swelling of the feet at the end of the day</w:t>
       </w:r>
     </w:p>
     <w:p>
-      <w:pPr>
-        <w:spacing w:after="20" w:before="120"/>
-      </w:pPr>
       <w:r>
-        <w:rPr>
-          <w:b/>
-          <w:sz w:val="22"/>
-        </w:rPr>
-        <w:t>Question: During IV Potassium Chloride (KCl) correction, which ECG change indicates hyperkalemia requiring immediate stoppage of infusion?</w:t>
+        <w:t xml:space="preserve">Answer: a</w:t>
       </w:r>
     </w:p>
     <w:p>
-      <w:pPr>
-        <w:spacing w:after="0" w:before="0"/>
-      </w:pPr>
       <w:r>
-        <w:rPr>
-          <w:b w:val="0"/>
-          <w:sz w:val="22"/>
-        </w:rPr>
-        <w:t>(a) Shallow inverted T wave</w:t>
+        <w:t xml:space="preserve">Solution: Vaginal bleeding in the third trimester is a danger sign that may indicate placenta previa or abruption. Heartburn, Braxton Hicks contractions, and mild dependent edema are normal.</w:t>
       </w:r>
     </w:p>
     <w:p>
-      <w:pPr>
-        <w:spacing w:after="0" w:before="0"/>
-      </w:pPr>
       <w:r>
-        <w:rPr>
-          <w:b w:val="0"/>
-          <w:sz w:val="22"/>
-        </w:rPr>
-        <w:t>(b) Prominent U wave</w:t>
+        <w:t xml:space="preserve">Positive Marks: 1</w:t>
       </w:r>
     </w:p>
     <w:p>
-      <w:pPr>
-        <w:spacing w:after="0" w:before="0"/>
-      </w:pPr>
       <w:r>
-        <w:rPr>
-          <w:b w:val="0"/>
-          <w:sz w:val="22"/>
-        </w:rPr>
-        <w:t>(c) Tall peaked T waves</w:t>
+        <w:t xml:space="preserve">Negative Marks: 0.25</w:t>
       </w:r>
     </w:p>
     <w:p>
-      <w:pPr>
-        <w:spacing w:after="0" w:before="0"/>
-      </w:pPr>
       <w:r>
-        <w:rPr>
-          <w:b w:val="0"/>
-          <w:sz w:val="22"/>
-        </w:rPr>
-        <w:t>(d) Depressed ST segment</w:t>
+        <w:t xml:space="preserve"/>
       </w:r>
     </w:p>
     <w:p>
-      <w:pPr>
-        <w:spacing w:after="0" w:before="40"/>
-      </w:pPr>
       <w:r>
-        <w:rPr>
-          <w:b/>
-          <w:sz w:val="22"/>
-        </w:rPr>
-        <w:t>Answer: c</w:t>
+        <w:t xml:space="preserve">Question: A 2-year-old child with a fever is prescribed acetaminophen. The nurse calculates the dose based on:</w:t>
       </w:r>
     </w:p>
     <w:p>
-      <w:pPr>
-        <w:spacing w:after="0" w:before="0"/>
-      </w:pPr>
       <w:r>
-        <w:rPr>
-          <w:b w:val="0"/>
-          <w:sz w:val="21"/>
-        </w:rPr>
-        <w:t>Solution: Tall peaked T waves are the earliest ECG sign of hyperkalemia. Immediate cessation of IV potassium infusion is required to avoid lethal dysrhythmias.</w:t>
+        <w:t xml:space="preserve">(a) The child's weight</w:t>
       </w:r>
     </w:p>
     <w:p>
-      <w:pPr>
-        <w:spacing w:after="0" w:before="0"/>
-      </w:pPr>
       <w:r>
-        <w:rPr>
-          <w:b w:val="0"/>
-          <w:sz w:val="20"/>
-        </w:rPr>
-        <w:t>Positive Marks: 1</w:t>
+        <w:t xml:space="preserve">(b) The child's age alone</w:t>
       </w:r>
     </w:p>
     <w:p>
-      <w:pPr>
-        <w:spacing w:after="160" w:before="0"/>
-      </w:pPr>
       <w:r>
-        <w:rPr>
-          <w:b w:val="0"/>
-          <w:sz w:val="20"/>
-        </w:rPr>
-        <w:t>Negative Marks: 0.25</w:t>
+        <w:t xml:space="preserve">(c) The child's height</w:t>
       </w:r>
     </w:p>
     <w:p>
-      <w:pPr>
-        <w:spacing w:after="20" w:before="120"/>
-      </w:pPr>
       <w:r>
-        <w:rPr>
-          <w:b/>
-          <w:sz w:val="22"/>
-        </w:rPr>
-        <w:t>Question: The transillumination procedure is done with:</w:t>
+        <w:t xml:space="preserve">(d) The parent's weight</w:t>
       </w:r>
     </w:p>
     <w:p>
-      <w:pPr>
-        <w:spacing w:after="0" w:before="0"/>
-      </w:pPr>
       <w:r>
-        <w:rPr>
-          <w:b w:val="0"/>
-          <w:sz w:val="22"/>
-        </w:rPr>
-        <w:t>(a) Venipuncture</w:t>
+        <w:t xml:space="preserve">Answer: a</w:t>
       </w:r>
     </w:p>
     <w:p>
-      <w:pPr>
-        <w:spacing w:after="0" w:before="0"/>
-      </w:pPr>
       <w:r>
-        <w:rPr>
-          <w:b w:val="0"/>
-          <w:sz w:val="22"/>
-        </w:rPr>
-        <w:t>(b) Bone marrow aspiration</w:t>
+        <w:t xml:space="preserve">Solution: Pediatric medication doses, including acetaminophen, are calculated based on the child's weight in kilograms (10–15 mg/kg per dose). Age alone is not accurate for dosing.</w:t>
       </w:r>
     </w:p>
     <w:p>
-      <w:pPr>
-        <w:spacing w:after="0" w:before="0"/>
-      </w:pPr>
       <w:r>
-        <w:rPr>
-          <w:b w:val="0"/>
-          <w:sz w:val="22"/>
-        </w:rPr>
-        <w:t>(c) Angiography</w:t>
+        <w:t xml:space="preserve">Positive Marks: 1</w:t>
       </w:r>
     </w:p>
     <w:p>
-      <w:pPr>
-        <w:spacing w:after="0" w:before="0"/>
-      </w:pPr>
       <w:r>
-        <w:rPr>
-          <w:b w:val="0"/>
-          <w:sz w:val="22"/>
-        </w:rPr>
-        <w:t>(d) Blood culture</w:t>
+        <w:t xml:space="preserve">Negative Marks: 0.25</w:t>
       </w:r>
     </w:p>
     <w:p>
-      <w:pPr>
-        <w:spacing w:after="0" w:before="40"/>
-      </w:pPr>
       <w:r>
-        <w:rPr>
-          <w:b/>
-          <w:sz w:val="22"/>
-        </w:rPr>
-        <w:t>Answer: a</w:t>
+        <w:t xml:space="preserve"/>
       </w:r>
     </w:p>
     <w:p>
-      <w:pPr>
-        <w:spacing w:after="0" w:before="0"/>
-      </w:pPr>
       <w:r>
-        <w:rPr>
-          <w:b w:val="0"/>
-          <w:sz w:val="21"/>
-        </w:rPr>
-        <w:t>Solution: Transillumination is used to locate veins for venipuncture (e.g., in children and difficult access).</w:t>
+        <w:t xml:space="preserve">Question: The nurse is caring for a child with acute gastroenteritis and moderate dehydration. The priority intervention is:</w:t>
       </w:r>
     </w:p>
     <w:p>
-      <w:pPr>
-        <w:spacing w:after="0" w:before="0"/>
-      </w:pPr>
       <w:r>
-        <w:rPr>
-          <w:b w:val="0"/>
-          <w:sz w:val="20"/>
-        </w:rPr>
-        <w:t>Positive Marks: 1</w:t>
+        <w:t xml:space="preserve">(a) Oral rehydration therapy</w:t>
       </w:r>
     </w:p>
     <w:p>
-      <w:pPr>
-        <w:spacing w:after="160" w:before="0"/>
-      </w:pPr>
       <w:r>
-        <w:rPr>
-          <w:b w:val="0"/>
-          <w:sz w:val="20"/>
-        </w:rPr>
-        <w:t>Negative Marks: 0.25</w:t>
+        <w:t xml:space="preserve">(b) Antidiarrheal medication</w:t>
       </w:r>
     </w:p>
     <w:p>
-      <w:pPr>
-        <w:spacing w:after="20" w:before="120"/>
-      </w:pPr>
       <w:r>
-        <w:rPr>
-          <w:b/>
-          <w:sz w:val="22"/>
-        </w:rPr>
-        <w:t>Question: Right sequence of WHO`s Surgical safety checks list?</w:t>
+        <w:t xml:space="preserve">(c) Antibiotics</w:t>
       </w:r>
     </w:p>
     <w:p>
-      <w:pPr>
-        <w:spacing w:after="0" w:before="0"/>
-      </w:pPr>
       <w:r>
-        <w:rPr>
-          <w:b w:val="0"/>
-          <w:sz w:val="22"/>
-        </w:rPr>
-        <w:t>(a) Sign in, Sign out, Time out</w:t>
+        <w:t xml:space="preserve">(d) A high-fiber diet</w:t>
       </w:r>
     </w:p>
     <w:p>
-      <w:pPr>
-        <w:spacing w:after="0" w:before="0"/>
-      </w:pPr>
       <w:r>
-        <w:rPr>
-          <w:b w:val="0"/>
-          <w:sz w:val="22"/>
-        </w:rPr>
-        <w:t>(b) Sign out, Sign in, Time out</w:t>
+        <w:t xml:space="preserve">Answer: a</w:t>
       </w:r>
     </w:p>
     <w:p>
-      <w:pPr>
-        <w:spacing w:after="0" w:before="0"/>
-      </w:pPr>
       <w:r>
-        <w:rPr>
-          <w:b w:val="0"/>
-          <w:sz w:val="22"/>
-        </w:rPr>
-        <w:t>(c) Sign in. Time out, Sign out</w:t>
+        <w:t xml:space="preserve">Solution: Oral rehydration solution (ORS) is the treatment of choice for moderate dehydration from gastroenteritis in children who can drink. Antidiarrheals are generally avoided, and antibiotics are reserved for specific infections.</w:t>
       </w:r>
     </w:p>
     <w:p>
-      <w:pPr>
-        <w:spacing w:after="0" w:before="0"/>
-      </w:pPr>
       <w:r>
-        <w:rPr>
-          <w:b w:val="0"/>
-          <w:sz w:val="22"/>
-        </w:rPr>
-        <w:t>(d) Time out, sign out, sign in</w:t>
+        <w:t xml:space="preserve">Positive Marks: 1</w:t>
       </w:r>
     </w:p>
     <w:p>
-      <w:pPr>
-        <w:spacing w:after="0" w:before="40"/>
-      </w:pPr>
       <w:r>
-        <w:rPr>
-          <w:b/>
-          <w:sz w:val="22"/>
-        </w:rPr>
-        <w:t>Answer: c</w:t>
+        <w:t xml:space="preserve">Negative Marks: 0.25</w:t>
       </w:r>
     </w:p>
     <w:p>
-      <w:pPr>
-        <w:spacing w:after="0" w:before="0"/>
-      </w:pPr>
       <w:r>
-        <w:rPr>
-          <w:b w:val="0"/>
-          <w:sz w:val="21"/>
-        </w:rPr>
-        <w:t>Solution: The WHO checklist consists of three main parts, which are implemented at specific time-points during the surgery: The first part (Sign-in) is done before administering anesthesia to the patient; the second part (Time-out) is done before taking the surgical incision; and the third part (Sign-out) is done before shifting the patient to recovery room. At each of these time-points, important information can be checked, communicated, and shared between all team members participating in the surgery.</w:t>
+        <w:t xml:space="preserve"/>
       </w:r>
     </w:p>
     <w:p>
-      <w:pPr>
-        <w:spacing w:after="0" w:before="0"/>
-      </w:pPr>
       <w:r>
-        <w:rPr>
-          <w:b w:val="0"/>
-          <w:sz w:val="20"/>
-        </w:rPr>
-        <w:t>Positive Marks: 1</w:t>
+        <w:t xml:space="preserve">Question: A child with nephrotic syndrome is being monitored. Which assessment finding indicates improvement?</w:t>
       </w:r>
     </w:p>
     <w:p>
-      <w:pPr>
-        <w:spacing w:after="160" w:before="0"/>
-      </w:pPr>
       <w:r>
-        <w:rPr>
-          <w:b w:val="0"/>
-          <w:sz w:val="20"/>
-        </w:rPr>
-        <w:t>Negative Marks: 0.25</w:t>
+        <w:t xml:space="preserve">(a) Decreased edema and weight loss</w:t>
       </w:r>
     </w:p>
     <w:p>
-      <w:pPr>
-        <w:spacing w:after="20" w:before="120"/>
-      </w:pPr>
       <w:r>
-        <w:rPr>
-          <w:b/>
-          <w:sz w:val="22"/>
-        </w:rPr>
-        <w:t>Question: What flow rate should be set when using a resuscitation bag?</w:t>
+        <w:t xml:space="preserve">(b) Increased proteinuria</w:t>
       </w:r>
     </w:p>
     <w:p>
-      <w:pPr>
-        <w:spacing w:after="0" w:before="0"/>
-      </w:pPr>
       <w:r>
-        <w:rPr>
-          <w:b w:val="0"/>
-          <w:sz w:val="22"/>
-        </w:rPr>
-        <w:t>(a) 9L O2 per min.</w:t>
+        <w:t xml:space="preserve">(c) Rising blood pressure</w:t>
       </w:r>
     </w:p>
     <w:p>
-      <w:pPr>
-        <w:spacing w:after="0" w:before="0"/>
-      </w:pPr>
       <w:r>
-        <w:rPr>
-          <w:b w:val="0"/>
-          <w:sz w:val="22"/>
-        </w:rPr>
-        <w:t>(b) 10L O2 per min.</w:t>
+        <w:t xml:space="preserve">(d) Hematuria</w:t>
       </w:r>
     </w:p>
     <w:p>
-      <w:pPr>
-        <w:spacing w:after="0" w:before="0"/>
-      </w:pPr>
       <w:r>
-        <w:rPr>
-          <w:b w:val="0"/>
-          <w:sz w:val="22"/>
-        </w:rPr>
-        <w:t>(c) 15L O2 per min.</w:t>
+        <w:t xml:space="preserve">Answer: a</w:t>
       </w:r>
     </w:p>
     <w:p>
-      <w:pPr>
-        <w:spacing w:after="0" w:before="0"/>
-      </w:pPr>
       <w:r>
-        <w:rPr>
-          <w:b w:val="0"/>
-          <w:sz w:val="22"/>
-        </w:rPr>
-        <w:t>(d) 8L O2 per min.</w:t>
+        <w:t xml:space="preserve">Solution: Improvement in nephrotic syndrome is marked by reduced edema, weight loss, and decreased proteinuria. Rising BP and hematuria indicate worsening or complications.</w:t>
       </w:r>
     </w:p>
     <w:p>
-      <w:pPr>
-        <w:spacing w:after="0" w:before="40"/>
-      </w:pPr>
       <w:r>
-        <w:rPr>
-          <w:b/>
-          <w:sz w:val="22"/>
-        </w:rPr>
-        <w:t>Answer: c</w:t>
+        <w:t xml:space="preserve">Positive Marks: 1</w:t>
       </w:r>
     </w:p>
     <w:p>
-      <w:pPr>
-        <w:spacing w:after="0" w:before="0"/>
-      </w:pPr>
       <w:r>
-        <w:rPr>
-          <w:b w:val="0"/>
-          <w:sz w:val="21"/>
-        </w:rPr>
-        <w:t>Solution: A resuscitation (Ambu) bag should be connected to 15 L/min of oxygen.</w:t>
+        <w:t xml:space="preserve">Negative Marks: 0.25</w:t>
       </w:r>
     </w:p>
     <w:p>
-      <w:pPr>
-        <w:spacing w:after="0" w:before="0"/>
-      </w:pPr>
       <w:r>
-        <w:rPr>
-          <w:b w:val="0"/>
-          <w:sz w:val="20"/>
-        </w:rPr>
-        <w:t>Positive Marks: 1</w:t>
+        <w:t xml:space="preserve"/>
       </w:r>
     </w:p>
     <w:p>
-      <w:pPr>
-        <w:spacing w:after="160" w:before="0"/>
-      </w:pPr>
       <w:r>
-        <w:rPr>
-          <w:b w:val="0"/>
-          <w:sz w:val="20"/>
-        </w:rPr>
-        <w:t>Negative Marks: 0.25</w:t>
+        <w:t xml:space="preserve">Question: An infant is diagnosed with pyloric stenosis. Which finding is most characteristic?</w:t>
       </w:r>
     </w:p>
     <w:p>
-      <w:pPr>
-        <w:spacing w:after="20" w:before="120"/>
-      </w:pPr>
       <w:r>
-        <w:rPr>
-          <w:b/>
-          <w:sz w:val="22"/>
-        </w:rPr>
-        <w:t>Question: Which city in India is widely known as the 'Electronic City' or 'Silicon Valley of India'?</w:t>
+        <w:t xml:space="preserve">(a) Projectile vomiting after feeding</w:t>
       </w:r>
     </w:p>
     <w:p>
-      <w:pPr>
-        <w:spacing w:after="0" w:before="0"/>
-      </w:pPr>
       <w:r>
-        <w:rPr>
-          <w:b w:val="0"/>
-          <w:sz w:val="22"/>
-        </w:rPr>
-        <w:t>(a) Chandigarh</w:t>
+        <w:t xml:space="preserve">(b) Watery diarrhea</w:t>
       </w:r>
     </w:p>
     <w:p>
-      <w:pPr>
-        <w:spacing w:after="0" w:before="0"/>
-      </w:pPr>
       <w:r>
-        <w:rPr>
-          <w:b w:val="0"/>
-          <w:sz w:val="22"/>
-        </w:rPr>
-        <w:t>(b) Bengaluru (Bangalore)</w:t>
+        <w:t xml:space="preserve">(c) Currant-jelly stools</w:t>
       </w:r>
     </w:p>
     <w:p>
-      <w:pPr>
-        <w:spacing w:after="0" w:before="0"/>
-      </w:pPr>
       <w:r>
-        <w:rPr>
-          <w:b w:val="0"/>
-          <w:sz w:val="22"/>
-        </w:rPr>
-        <w:t>(c) Indore</w:t>
+        <w:t xml:space="preserve">(d) Excessive weight gain</w:t>
       </w:r>
     </w:p>
     <w:p>
-      <w:pPr>
-        <w:spacing w:after="0" w:before="0"/>
-      </w:pPr>
       <w:r>
-        <w:rPr>
-          <w:b w:val="0"/>
-          <w:sz w:val="22"/>
-        </w:rPr>
-        <w:t>(d) Delhi</w:t>
+        <w:t xml:space="preserve">Answer: a</w:t>
       </w:r>
     </w:p>
     <w:p>
-      <w:pPr>
-        <w:spacing w:after="0" w:before="40"/>
-      </w:pPr>
       <w:r>
-        <w:rPr>
-          <w:b/>
-          <w:sz w:val="22"/>
-        </w:rPr>
-        <w:t>Answer: b</w:t>
+        <w:t xml:space="preserve">Solution: Pyloric stenosis (most common in infants 2–8 weeks old) causes projectile, non-bilious vomiting after feeds, leading to dehydration and weight loss. A palpable "olive" mass may be felt in the epigastrium.</w:t>
       </w:r>
     </w:p>
     <w:p>
-      <w:pPr>
-        <w:spacing w:after="0" w:before="0"/>
-      </w:pPr>
       <w:r>
-        <w:rPr>
-          <w:b w:val="0"/>
-          <w:sz w:val="21"/>
-        </w:rPr>
-        <w:t>Solution: Bengaluru (Bangalore) is known as the Electronic City and Silicon Valley of India due to its status as the nation's leading IT exporter.</w:t>
+        <w:t xml:space="preserve">Positive Marks: 1</w:t>
       </w:r>
     </w:p>
     <w:p>
-      <w:pPr>
-        <w:spacing w:after="0" w:before="0"/>
-      </w:pPr>
       <w:r>
-        <w:rPr>
-          <w:b w:val="0"/>
-          <w:sz w:val="20"/>
-        </w:rPr>
-        <w:t>Positive Marks: 1</w:t>
+        <w:t xml:space="preserve">Negative Marks: 0.25</w:t>
       </w:r>
     </w:p>
     <w:p>
-      <w:pPr>
-        <w:spacing w:after="160" w:before="0"/>
-      </w:pPr>
       <w:r>
-        <w:rPr>
-          <w:b w:val="0"/>
-          <w:sz w:val="20"/>
-        </w:rPr>
-        <w:t>Negative Marks: 0.25</w:t>
+        <w:t xml:space="preserve"/>
       </w:r>
     </w:p>
     <w:p>
-      <w:pPr>
-        <w:spacing w:after="20" w:before="120"/>
-      </w:pPr>
       <w:r>
-        <w:rPr>
-          <w:b/>
-          <w:sz w:val="22"/>
-        </w:rPr>
-        <w:t>Question: What is the immediate priority nursing action following a needle stick injury from a HIV-positive patient?</w:t>
+        <w:t xml:space="preserve">Question: The nurse is providing anticipatory guidance to the parents of a toddler. Which safety topic is most important at this age?</w:t>
       </w:r>
     </w:p>
     <w:p>
-      <w:pPr>
-        <w:spacing w:after="0" w:before="0"/>
-      </w:pPr>
       <w:r>
-        <w:rPr>
-          <w:b w:val="0"/>
-          <w:sz w:val="22"/>
-        </w:rPr>
-        <w:t>(a) Give incision to the injury</w:t>
+        <w:t xml:space="preserve">(a) Poisoning prevention</w:t>
       </w:r>
     </w:p>
     <w:p>
-      <w:pPr>
-        <w:spacing w:after="0" w:before="0"/>
-      </w:pPr>
       <w:r>
-        <w:rPr>
-          <w:b w:val="0"/>
-          <w:sz w:val="22"/>
-        </w:rPr>
-        <w:t>(b) Wash immediately with soap and running water</w:t>
+        <w:t xml:space="preserve">(b) Car seat use is no longer needed</w:t>
       </w:r>
     </w:p>
     <w:p>
-      <w:pPr>
-        <w:spacing w:after="0" w:before="0"/>
-      </w:pPr>
       <w:r>
-        <w:rPr>
-          <w:b w:val="0"/>
-          <w:sz w:val="22"/>
-        </w:rPr>
-        <w:t>(c) Squeeze out the blood forcefully</w:t>
+        <w:t xml:space="preserve">(c) Choking hazards are not a concern</w:t>
       </w:r>
     </w:p>
     <w:p>
-      <w:pPr>
-        <w:spacing w:after="0" w:before="0"/>
-      </w:pPr>
       <w:r>
-        <w:rPr>
-          <w:b w:val="0"/>
-          <w:sz w:val="22"/>
-        </w:rPr>
-        <w:t>(d) Suck out the blood</w:t>
+        <w:t xml:space="preserve">(d) All medications are safe in small doses</w:t>
       </w:r>
     </w:p>
     <w:p>
-      <w:pPr>
-        <w:spacing w:after="0" w:before="40"/>
-      </w:pPr>
       <w:r>
-        <w:rPr>
-          <w:b/>
-          <w:sz w:val="22"/>
-        </w:rPr>
-        <w:t>Answer: b</w:t>
+        <w:t xml:space="preserve">Answer: a</w:t>
       </w:r>
     </w:p>
     <w:p>
-      <w:pPr>
-        <w:spacing w:after="0" w:before="0"/>
-      </w:pPr>
       <w:r>
-        <w:rPr>
-          <w:b w:val="0"/>
-          <w:sz w:val="21"/>
-        </w:rPr>
-        <w:t>Solution: Immediate management of occupational exposure involves washing the affected site thoroughly with soap and running water. Do not scrub or squeeze the wound.</w:t>
+        <w:t xml:space="preserve">Solution: Toddlers are at high risk for poisoning because they explore by putting objects in their mouths. Parents should store medications and household chemicals out of reach, use childproof caps, and keep poison control numbers handy.</w:t>
       </w:r>
     </w:p>
     <w:p>
-      <w:pPr>
-        <w:spacing w:after="0" w:before="0"/>
-      </w:pPr>
       <w:r>
-        <w:rPr>
-          <w:b w:val="0"/>
-          <w:sz w:val="20"/>
-        </w:rPr>
-        <w:t>Positive Marks: 1</w:t>
+        <w:t xml:space="preserve">Positive Marks: 1</w:t>
       </w:r>
     </w:p>
     <w:p>
-      <w:pPr>
-        <w:spacing w:after="160" w:before="0"/>
-      </w:pPr>
       <w:r>
-        <w:rPr>
-          <w:b w:val="0"/>
-          <w:sz w:val="20"/>
-        </w:rPr>
-        <w:t>Negative Marks: 0.25</w:t>
+        <w:t xml:space="preserve">Negative Marks: 0.25</w:t>
       </w:r>
     </w:p>
     <w:p>
-      <w:pPr>
-        <w:spacing w:after="20" w:before="120"/>
-      </w:pPr>
       <w:r>
-        <w:rPr>
-          <w:b/>
-          <w:sz w:val="22"/>
-        </w:rPr>
-        <w:t>Question: The Hable test is used to assess the potency of which vaccine?</w:t>
+        <w:t xml:space="preserve">Question: A client with obsessive-compulsive disorder performs handwashing rituals for hours each day. Which nursing intervention is most therapeutic?</w:t>
       </w:r>
     </w:p>
     <w:p>
-      <w:pPr>
-        <w:spacing w:after="0" w:before="0"/>
-      </w:pPr>
       <w:r>
-        <w:rPr>
-          <w:b w:val="0"/>
-          <w:sz w:val="22"/>
-        </w:rPr>
-        <w:t>(a) Measles</w:t>
+        <w:t xml:space="preserve">(a) Set limits on the ritual while providing structure and support</w:t>
       </w:r>
     </w:p>
     <w:p>
-      <w:pPr>
-        <w:spacing w:after="0" w:before="0"/>
-      </w:pPr>
       <w:r>
-        <w:rPr>
-          <w:b w:val="0"/>
-          <w:sz w:val="22"/>
-        </w:rPr>
-        <w:t>(b) DPT</w:t>
+        <w:t xml:space="preserve">(b) Forcefully stop the behavior immediately</w:t>
       </w:r>
     </w:p>
     <w:p>
-      <w:pPr>
-        <w:spacing w:after="0" w:before="0"/>
-      </w:pPr>
       <w:r>
-        <w:rPr>
-          <w:b w:val="0"/>
-          <w:sz w:val="22"/>
-        </w:rPr>
-        <w:t>(c) OPV</w:t>
+        <w:t xml:space="preserve">(c) Allow unlimited ritual time without intervention</w:t>
       </w:r>
     </w:p>
     <w:p>
-      <w:pPr>
-        <w:spacing w:after="0" w:before="0"/>
-      </w:pPr>
       <w:r>
-        <w:rPr>
-          <w:b w:val="0"/>
-          <w:sz w:val="22"/>
-        </w:rPr>
-        <w:t>(d) BCG</w:t>
+        <w:t xml:space="preserve">(d) Ridicule the behavior to motivate change</w:t>
       </w:r>
     </w:p>
     <w:p>
-      <w:pPr>
-        <w:spacing w:after="0" w:before="40"/>
-      </w:pPr>
       <w:r>
-        <w:rPr>
-          <w:b/>
-          <w:sz w:val="22"/>
-        </w:rPr>
-        <w:t>Answer: d</w:t>
+        <w:t xml:space="preserve">Answer: a</w:t>
       </w:r>
     </w:p>
     <w:p>
-      <w:pPr>
-        <w:spacing w:after="0" w:before="0"/>
-      </w:pPr>
       <w:r>
-        <w:rPr>
-          <w:b w:val="0"/>
-          <w:sz w:val="21"/>
-        </w:rPr>
-        <w:t>Solution: The Hable (and modified Hable) test assesses the potency of BCG vaccine by counting viable bacilli; the shake test checks freeze-dried vaccine potency after reconstitution.</w:t>
+        <w:t xml:space="preserve">Solution: The nurse sets consistent limits on ritual time while offering a structured routine and support, then gradually works toward behavior change. Force, ridicule, and unlimited allowance are counterproductive.</w:t>
       </w:r>
     </w:p>
     <w:p>
-      <w:pPr>
-        <w:spacing w:after="0" w:before="0"/>
-      </w:pPr>
       <w:r>
-        <w:rPr>
-          <w:b w:val="0"/>
-          <w:sz w:val="20"/>
-        </w:rPr>
-        <w:t>Positive Marks: 1</w:t>
+        <w:t xml:space="preserve">Positive Marks: 1</w:t>
       </w:r>
     </w:p>
     <w:p>
-      <w:pPr>
-        <w:spacing w:after="160" w:before="0"/>
-      </w:pPr>
       <w:r>
-        <w:rPr>
-          <w:b w:val="0"/>
-          <w:sz w:val="20"/>
-        </w:rPr>
-        <w:t>Negative Marks: 0.25</w:t>
+        <w:t xml:space="preserve">Negative Marks: 0.25</w:t>
       </w:r>
     </w:p>
     <w:p>
-      <w:pPr>
-        <w:spacing w:after="20" w:before="120"/>
-      </w:pPr>
       <w:r>
-        <w:rPr>
-          <w:b/>
-          <w:sz w:val="22"/>
-        </w:rPr>
-        <w:t>Question: While using a cardiotocogram - the given Fetal heart rate to uterine contraction relation shows: The fetal heart rate gradually decreases and returns to baseline, but the nadir of the deceleration occurs after the peak of each uterine contraction.</w:t>
+        <w:t xml:space="preserve"/>
       </w:r>
     </w:p>
     <w:p>
-      <w:pPr>
-        <w:spacing w:after="0" w:before="0"/>
-      </w:pPr>
       <w:r>
-        <w:rPr>
-          <w:b w:val="0"/>
-          <w:sz w:val="22"/>
-        </w:rPr>
-        <w:t>(a) Late deceleration</w:t>
+        <w:t xml:space="preserve">Question: A client with anorexia nervosa weighs 42 kg and is 165 cm tall. Which nursing priority is most important?</w:t>
       </w:r>
     </w:p>
     <w:p>
-      <w:pPr>
-        <w:spacing w:after="0" w:before="0"/>
-      </w:pPr>
       <w:r>
-        <w:rPr>
-          <w:b w:val="0"/>
-          <w:sz w:val="22"/>
-        </w:rPr>
-        <w:t>(b) Acceleration</w:t>
+        <w:t xml:space="preserve">(a) Monitor for refeeding syndrome and cardiac complications</w:t>
       </w:r>
     </w:p>
     <w:p>
-      <w:pPr>
-        <w:spacing w:after="0" w:before="0"/>
-      </w:pPr>
       <w:r>
-        <w:rPr>
-          <w:b w:val="0"/>
-          <w:sz w:val="22"/>
-        </w:rPr>
-        <w:t>(c) Variable deceleration</w:t>
+        <w:t xml:space="preserve">(b) Encourage the client to gain 5 kg in one week</w:t>
       </w:r>
     </w:p>
     <w:p>
-      <w:pPr>
-        <w:spacing w:after="0" w:before="0"/>
-      </w:pPr>
       <w:r>
-        <w:rPr>
-          <w:b w:val="0"/>
-          <w:sz w:val="22"/>
-        </w:rPr>
-        <w:t>(d) Early deceleration</w:t>
+        <w:t xml:space="preserve">(c) Allow the client to skip meals to reduce anxiety</w:t>
       </w:r>
     </w:p>
     <w:p>
-      <w:pPr>
-        <w:spacing w:after="0" w:before="40"/>
-      </w:pPr>
       <w:r>
-        <w:rPr>
-          <w:b/>
-          <w:sz w:val="22"/>
-        </w:rPr>
-        <w:t>Answer: a</w:t>
+        <w:t xml:space="preserve">(d) Restrict fluids to prevent edema</w:t>
       </w:r>
     </w:p>
     <w:p>
-      <w:pPr>
-        <w:spacing w:after="0" w:before="0"/>
-      </w:pPr>
       <w:r>
-        <w:rPr>
-          <w:b w:val="0"/>
-          <w:sz w:val="21"/>
-        </w:rPr>
-        <w:t>Solution: A deceleration whose nadir occurs after the peak of the uterine contraction is a late deceleration - a sign of uteroplacental insufficiency.</w:t>
+        <w:t xml:space="preserve">Answer: a</w:t>
       </w:r>
     </w:p>
     <w:p>
-      <w:pPr>
-        <w:spacing w:after="0" w:before="0"/>
-      </w:pPr>
       <w:r>
-        <w:rPr>
-          <w:b w:val="0"/>
-          <w:sz w:val="20"/>
-        </w:rPr>
-        <w:t>Positive Marks: 1</w:t>
+        <w:t xml:space="preserve">Solution: Refeeding a severely malnourished client can trigger refeeding syndrome (hypophosphatemia, cardiac arrhythmias). Weight gain must be gradual, meals supervised, and electrolytes monitored.</w:t>
       </w:r>
     </w:p>
     <w:p>
-      <w:pPr>
-        <w:spacing w:after="160" w:before="0"/>
-      </w:pPr>
       <w:r>
-        <w:rPr>
-          <w:b w:val="0"/>
-          <w:sz w:val="20"/>
-        </w:rPr>
-        <w:t>Negative Marks: 0.25</w:t>
+        <w:t xml:space="preserve">Positive Marks: 1</w:t>
       </w:r>
     </w:p>
     <w:p>
-      <w:pPr>
-        <w:spacing w:after="20" w:before="120"/>
-      </w:pPr>
       <w:r>
-        <w:rPr>
-          <w:b/>
-          <w:sz w:val="22"/>
-        </w:rPr>
-        <w:t>Question: A mechanically ventilated client has a sudden drop in SpO2 with absent breath sounds on the left side and tracheal deviation to the right. What is the priority action?</w:t>
+        <w:t xml:space="preserve">Negative Marks: 0.25</w:t>
       </w:r>
     </w:p>
     <w:p>
-      <w:pPr>
-        <w:spacing w:after="0" w:before="0"/>
-      </w:pPr>
       <w:r>
-        <w:rPr>
-          <w:b w:val="0"/>
-          <w:sz w:val="22"/>
-        </w:rPr>
-        <w:t>(a) Suction the endotracheal tube</w:t>
+        <w:t xml:space="preserve"/>
       </w:r>
     </w:p>
     <w:p>
-      <w:pPr>
-        <w:spacing w:after="0" w:before="0"/>
-      </w:pPr>
       <w:r>
-        <w:rPr>
-          <w:b w:val="0"/>
-          <w:sz w:val="22"/>
-        </w:rPr>
-        <w:t>(b) Increase the FiO2 on the ventilator</w:t>
+        <w:t xml:space="preserve">Question: A nurse is assessing a client who is withdrawing from opioids. Which symptom is expected?</w:t>
       </w:r>
     </w:p>
     <w:p>
-      <w:pPr>
-        <w:spacing w:after="0" w:before="0"/>
-      </w:pPr>
       <w:r>
-        <w:rPr>
-          <w:b w:val="0"/>
-          <w:sz w:val="22"/>
-        </w:rPr>
-        <w:t>(c) Prepare for immediate needle decompression of the left chest</w:t>
+        <w:t xml:space="preserve">(a) Yawning, runny nose, and muscle cramps</w:t>
       </w:r>
     </w:p>
     <w:p>
-      <w:pPr>
-        <w:spacing w:after="0" w:before="0"/>
-      </w:pPr>
       <w:r>
-        <w:rPr>
-          <w:b w:val="0"/>
-          <w:sz w:val="22"/>
-        </w:rPr>
-        <w:t>(d) Reposition the client and reassess</w:t>
+        <w:t xml:space="preserve">(b) Hypertension and seizures</w:t>
       </w:r>
     </w:p>
     <w:p>
-      <w:pPr>
-        <w:spacing w:after="0" w:before="40"/>
-      </w:pPr>
       <w:r>
-        <w:rPr>
-          <w:b/>
-          <w:sz w:val="22"/>
-        </w:rPr>
-        <w:t>Answer: c</w:t>
+        <w:t xml:space="preserve">(c) Hyperactivity and euphoria</w:t>
       </w:r>
     </w:p>
     <w:p>
-      <w:pPr>
-        <w:spacing w:after="0" w:before="0"/>
-      </w:pPr>
       <w:r>
-        <w:rPr>
-          <w:b w:val="0"/>
-          <w:sz w:val="21"/>
-        </w:rPr>
-        <w:t>Solution: Tracheal deviation away from the affected side with absent breath sounds indicates tension pneumothorax; immediate needle decompression is life-saving.</w:t>
+        <w:t xml:space="preserve">(d) Dilated pupils and agitation only</w:t>
       </w:r>
     </w:p>
     <w:p>
-      <w:pPr>
-        <w:spacing w:after="0" w:before="0"/>
-      </w:pPr>
       <w:r>
-        <w:rPr>
-          <w:b w:val="0"/>
-          <w:sz w:val="20"/>
-        </w:rPr>
-        <w:t>Positive Marks: 1</w:t>
+        <w:t xml:space="preserve">Answer: a</w:t>
       </w:r>
     </w:p>
     <w:p>
-      <w:pPr>
-        <w:spacing w:after="160" w:before="0"/>
-      </w:pPr>
       <w:r>
-        <w:rPr>
-          <w:b w:val="0"/>
-          <w:sz w:val="20"/>
-        </w:rPr>
-        <w:t>Negative Marks: 0.25</w:t>
+        <w:t xml:space="preserve">Solution: Opioid withdrawal causes yawning, rhinorrhea, lacrimation, muscle cramps, abdominal cramps, and diaphoresis. Hypertension and seizures are more typical of sedative/alcohol withdrawal.</w:t>
       </w:r>
     </w:p>
     <w:p>
-      <w:pPr>
-        <w:spacing w:after="20" w:before="120"/>
-      </w:pPr>
       <w:r>
-        <w:rPr>
-          <w:b/>
-          <w:sz w:val="22"/>
-        </w:rPr>
-        <w:t>Question: A patient is received in the post-operative ward. Suddenly his vitals change: blood pressure 110/60 mm Hg to 140/60 mm Hg, pulse rate 76 to 88 per minute, respiration rate 18 to 24 per minute, and his consciousness level decreases. Which clinical finding suggests increased intracranial pressure?</w:t>
+        <w:t xml:space="preserve">Positive Marks: 1</w:t>
       </w:r>
     </w:p>
     <w:p>
-      <w:pPr>
-        <w:spacing w:after="0" w:before="0"/>
-      </w:pPr>
       <w:r>
-        <w:rPr>
-          <w:b w:val="0"/>
-          <w:sz w:val="22"/>
-        </w:rPr>
-        <w:t>(a) Blood pressure 110/60 mm Hg to 140/60 mm Hg</w:t>
+        <w:t xml:space="preserve">Negative Marks: 0.25</w:t>
       </w:r>
     </w:p>
     <w:p>
-      <w:pPr>
-        <w:spacing w:after="0" w:before="0"/>
-      </w:pPr>
       <w:r>
-        <w:rPr>
-          <w:b w:val="0"/>
-          <w:sz w:val="22"/>
-        </w:rPr>
-        <w:t>(b) Decreased consciousness from stupor to drowsy</w:t>
+        <w:t xml:space="preserve"/>
       </w:r>
     </w:p>
     <w:p>
-      <w:pPr>
-        <w:spacing w:after="0" w:before="0"/>
-      </w:pPr>
       <w:r>
-        <w:rPr>
-          <w:b w:val="0"/>
-          <w:sz w:val="22"/>
-        </w:rPr>
-        <w:t>(c) Respiration rate 18 per minute to 24 per minute</w:t>
+        <w:t xml:space="preserve">Question: The community health nurse is planning a program to reduce the incidence of dengue fever. Which intervention is most effective?</w:t>
       </w:r>
     </w:p>
     <w:p>
-      <w:pPr>
-        <w:spacing w:after="0" w:before="0"/>
-      </w:pPr>
       <w:r>
-        <w:rPr>
-          <w:b w:val="0"/>
-          <w:sz w:val="22"/>
-        </w:rPr>
-        <w:t>(d) Pulse rate 76 per minute to 88 per minute</w:t>
+        <w:t xml:space="preserve">(a) Eliminating stagnant water breeding sites of mosquitoes</w:t>
       </w:r>
     </w:p>
     <w:p>
-      <w:pPr>
-        <w:spacing w:after="0" w:before="40"/>
-      </w:pPr>
       <w:r>
-        <w:rPr>
-          <w:b/>
-          <w:sz w:val="22"/>
-        </w:rPr>
-        <w:t>Answer: b</w:t>
+        <w:t xml:space="preserve">(b) Vaccinating the entire population against dengue</w:t>
       </w:r>
     </w:p>
     <w:p>
-      <w:pPr>
-        <w:spacing w:after="0" w:before="0"/>
-      </w:pPr>
       <w:r>
-        <w:rPr>
-          <w:b w:val="0"/>
-          <w:sz w:val="21"/>
-        </w:rPr>
-        <w:t>Solution: A decreased level of consciousness is an important early sign of increased intracranial pressure (ICP) and is the most specific of the listed findings; rising blood pressure and altered pulse are part of Cushing's triad.</w:t>
+        <w:t xml:space="preserve">(c) Treating all household members with antibiotics</w:t>
       </w:r>
     </w:p>
     <w:p>
-      <w:pPr>
-        <w:spacing w:after="0" w:before="0"/>
-      </w:pPr>
       <w:r>
-        <w:rPr>
-          <w:b w:val="0"/>
-          <w:sz w:val="20"/>
-        </w:rPr>
-        <w:t>Positive Marks: 1</w:t>
+        <w:t xml:space="preserve">(d) Screening blood donors only</w:t>
       </w:r>
     </w:p>
     <w:p>
-      <w:pPr>
-        <w:spacing w:after="160" w:before="0"/>
-      </w:pPr>
       <w:r>
-        <w:rPr>
-          <w:b w:val="0"/>
-          <w:sz w:val="20"/>
-        </w:rPr>
-        <w:t>Negative Marks: 0.25</w:t>
+        <w:t xml:space="preserve">Answer: a</w:t>
       </w:r>
     </w:p>
     <w:p>
-      <w:pPr>
-        <w:spacing w:after="20" w:before="120"/>
-      </w:pPr>
       <w:r>
-        <w:rPr>
-          <w:b/>
-          <w:sz w:val="22"/>
-        </w:rPr>
-        <w:t>Question: The most appropriate nursing intervention for a patient with epistaxis is:</w:t>
+        <w:t xml:space="preserve">Solution: Dengue is transmitted by Aedes aegypti mosquitoes that breed in stagnant water. Source reduction — eliminating standing water — is the most effective preventive measure. There is no widely used dengue vaccine for prevention, and antibiotics do not treat viral disease.</w:t>
       </w:r>
     </w:p>
     <w:p>
-      <w:pPr>
-        <w:spacing w:after="0" w:before="0"/>
-      </w:pPr>
       <w:r>
-        <w:rPr>
-          <w:b w:val="0"/>
-          <w:sz w:val="22"/>
-        </w:rPr>
-        <w:t>(a) Tilt the head backwards</w:t>
+        <w:t xml:space="preserve">Positive Marks: 1</w:t>
       </w:r>
     </w:p>
     <w:p>
-      <w:pPr>
-        <w:spacing w:after="0" w:before="0"/>
-      </w:pPr>
       <w:r>
-        <w:rPr>
-          <w:b w:val="0"/>
-          <w:sz w:val="22"/>
-        </w:rPr>
-        <w:t>(b) Apply cold pack to the feet</w:t>
+        <w:t xml:space="preserve">Negative Marks: 0.25</w:t>
       </w:r>
     </w:p>
     <w:p>
-      <w:pPr>
-        <w:spacing w:after="0" w:before="0"/>
-      </w:pPr>
       <w:r>
-        <w:rPr>
-          <w:b w:val="0"/>
-          <w:sz w:val="22"/>
-        </w:rPr>
-        <w:t>(c) Insert a cotton plug in the ear</w:t>
+        <w:t xml:space="preserve"/>
       </w:r>
     </w:p>
     <w:p>
-      <w:pPr>
-        <w:spacing w:after="0" w:before="0"/>
-      </w:pPr>
       <w:r>
-        <w:rPr>
-          <w:b w:val="0"/>
-          <w:sz w:val="22"/>
-        </w:rPr>
-        <w:t>(d) Pinch the nostrils and lean forward</w:t>
+        <w:t xml:space="preserve">Question: A school health nurse is screening students. This activity represents which level of prevention?</w:t>
       </w:r>
     </w:p>
     <w:p>
-      <w:pPr>
-        <w:spacing w:after="0" w:before="40"/>
-      </w:pPr>
       <w:r>
-        <w:rPr>
-          <w:b/>
-          <w:sz w:val="22"/>
-        </w:rPr>
-        <w:t>Answer: d</w:t>
+        <w:t xml:space="preserve">(a) Secondary prevention</w:t>
       </w:r>
     </w:p>
     <w:p>
-      <w:pPr>
-        <w:spacing w:after="0" w:before="0"/>
-      </w:pPr>
       <w:r>
-        <w:rPr>
-          <w:b w:val="0"/>
-          <w:sz w:val="21"/>
-        </w:rPr>
-        <w:t>Solution: For epistaxis, pinch the soft part of the nostrils, lean forward and breathe through the mouth; do not tilt the head back.</w:t>
+        <w:t xml:space="preserve">(b) Primary prevention</w:t>
       </w:r>
     </w:p>
     <w:p>
-      <w:pPr>
-        <w:spacing w:after="0" w:before="0"/>
-      </w:pPr>
       <w:r>
-        <w:rPr>
-          <w:b w:val="0"/>
-          <w:sz w:val="20"/>
-        </w:rPr>
-        <w:t>Positive Marks: 1</w:t>
+        <w:t xml:space="preserve">(c) Tertiary prevention</w:t>
       </w:r>
     </w:p>
     <w:p>
-      <w:pPr>
-        <w:spacing w:after="160" w:before="0"/>
-      </w:pPr>
       <w:r>
-        <w:rPr>
-          <w:b w:val="0"/>
-          <w:sz w:val="20"/>
-        </w:rPr>
-        <w:t>Negative Marks: 0.25</w:t>
+        <w:t xml:space="preserve">(d) Quaternary prevention</w:t>
       </w:r>
     </w:p>
     <w:p>
-      <w:pPr>
-        <w:spacing w:after="20" w:before="120"/>
-      </w:pPr>
       <w:r>
-        <w:rPr>
-          <w:b/>
-          <w:sz w:val="22"/>
-        </w:rPr>
-        <w:t>Question: Patient is undergoing blood transfusion and suddenly patient shows complaints of transfusion reaction. What will be the priority nursing intervention?</w:t>
+        <w:t xml:space="preserve">Answer: a</w:t>
       </w:r>
     </w:p>
     <w:p>
-      <w:pPr>
-        <w:spacing w:after="0" w:before="0"/>
-      </w:pPr>
       <w:r>
-        <w:rPr>
-          <w:b w:val="0"/>
-          <w:sz w:val="22"/>
-        </w:rPr>
-        <w:t>(a) Stop the infusion and remove cannula</w:t>
+        <w:t xml:space="preserve">Solution: Screening is secondary prevention — early detection of disease in apparently healthy individuals. Primary prevention prevents disease (immunization); tertiary prevention limits disability from established disease.</w:t>
       </w:r>
     </w:p>
     <w:p>
-      <w:pPr>
-        <w:spacing w:after="0" w:before="0"/>
-      </w:pPr>
       <w:r>
-        <w:rPr>
-          <w:b w:val="0"/>
-          <w:sz w:val="22"/>
-        </w:rPr>
-        <w:t>(b) Complete the transfusion and discard the bag</w:t>
+        <w:t xml:space="preserve">Positive Marks: 1</w:t>
       </w:r>
     </w:p>
     <w:p>
-      <w:pPr>
-        <w:spacing w:after="0" w:before="0"/>
-      </w:pPr>
       <w:r>
-        <w:rPr>
-          <w:b w:val="0"/>
-          <w:sz w:val="22"/>
-        </w:rPr>
-        <w:t>(c) Complete the transfusion and administer injection avil</w:t>
+        <w:t xml:space="preserve">Negative Marks: 0.25</w:t>
       </w:r>
     </w:p>
     <w:p>
-      <w:pPr>
-        <w:spacing w:after="0" w:before="0"/>
-      </w:pPr>
       <w:r>
-        <w:rPr>
-          <w:b w:val="0"/>
-          <w:sz w:val="22"/>
-        </w:rPr>
-        <w:t>(d) Stop the infusion</w:t>
+        <w:t xml:space="preserve"/>
       </w:r>
     </w:p>
     <w:p>
-      <w:pPr>
-        <w:spacing w:after="0" w:before="40"/>
-      </w:pPr>
       <w:r>
-        <w:rPr>
-          <w:b/>
-          <w:sz w:val="22"/>
-        </w:rPr>
-        <w:t>Answer: d</w:t>
+        <w:t xml:space="preserve">Question: A nurse is calculating the body mass index (BMI) of a client who is 70 kg and 1.75 m tall. The BMI is:</w:t>
       </w:r>
     </w:p>
     <w:p>
-      <w:pPr>
-        <w:spacing w:after="0" w:before="0"/>
-      </w:pPr>
       <w:r>
-        <w:rPr>
-          <w:b w:val="0"/>
-          <w:sz w:val="21"/>
-        </w:rPr>
-        <w:t>Solution: On suspecting a transfusion reaction, the FIRST action is to stop the transfusion immediately (keep the line with saline).</w:t>
+        <w:t xml:space="preserve">(a) 22.9 kg/m2</w:t>
       </w:r>
     </w:p>
     <w:p>
-      <w:pPr>
-        <w:spacing w:after="0" w:before="0"/>
-      </w:pPr>
       <w:r>
-        <w:rPr>
-          <w:b w:val="0"/>
-          <w:sz w:val="20"/>
-        </w:rPr>
-        <w:t>Positive Marks: 1</w:t>
+        <w:t xml:space="preserve">(b) 18.5 kg/m2</w:t>
       </w:r>
     </w:p>
     <w:p>
-      <w:pPr>
-        <w:spacing w:after="160" w:before="0"/>
-      </w:pPr>
       <w:r>
-        <w:rPr>
-          <w:b w:val="0"/>
-          <w:sz w:val="20"/>
-        </w:rPr>
-        <w:t>Negative Marks: 0.25</w:t>
+        <w:t xml:space="preserve">(c) 25.7 kg/m2</w:t>
       </w:r>
     </w:p>
     <w:p>
-      <w:pPr>
-        <w:spacing w:after="20" w:before="120"/>
-      </w:pPr>
       <w:r>
-        <w:rPr>
-          <w:b/>
-          <w:sz w:val="22"/>
-        </w:rPr>
-        <w:t>Question: The assessment of acute malnutrition in childern is</w:t>
+        <w:t xml:space="preserve">(d) 30.1 kg/m2</w:t>
       </w:r>
     </w:p>
     <w:p>
-      <w:pPr>
-        <w:spacing w:after="0" w:before="0"/>
-      </w:pPr>
       <w:r>
-        <w:rPr>
-          <w:b w:val="0"/>
-          <w:sz w:val="22"/>
-        </w:rPr>
-        <w:t>(a) BMI</w:t>
+        <w:t xml:space="preserve">Answer: a</w:t>
       </w:r>
     </w:p>
     <w:p>
-      <w:pPr>
-        <w:spacing w:after="0" w:before="0"/>
-      </w:pPr>
       <w:r>
-        <w:rPr>
-          <w:b w:val="0"/>
-          <w:sz w:val="22"/>
-        </w:rPr>
-        <w:t>(b) Weight</w:t>
+        <w:t xml:space="preserve">Solution: BMI = weight (kg) / height (m)2 = 70 / (1.75 × 1.75) = 70 / 3.0625 = 22.9 kg/m2, which is in the normal range (18.5–24.9).</w:t>
       </w:r>
     </w:p>
     <w:p>
-      <w:pPr>
-        <w:spacing w:after="0" w:before="0"/>
-      </w:pPr>
       <w:r>
-        <w:rPr>
-          <w:b w:val="0"/>
-          <w:sz w:val="22"/>
-        </w:rPr>
-        <w:t>(c) Height</w:t>
+        <w:t xml:space="preserve">Positive Marks: 1</w:t>
       </w:r>
     </w:p>
     <w:p>
-      <w:pPr>
-        <w:spacing w:after="0" w:before="0"/>
-      </w:pPr>
       <w:r>
-        <w:rPr>
-          <w:b w:val="0"/>
-          <w:sz w:val="22"/>
-        </w:rPr>
-        <w:t>(d) Weight for Height</w:t>
+        <w:t xml:space="preserve">Negative Marks: 0.25</w:t>
       </w:r>
     </w:p>
     <w:p>
-      <w:pPr>
-        <w:spacing w:after="0" w:before="40"/>
-      </w:pPr>
       <w:r>
-        <w:rPr>
-          <w:b/>
-          <w:sz w:val="22"/>
-        </w:rPr>
-        <w:t>Answer: d</w:t>
+        <w:t xml:space="preserve"/>
       </w:r>
     </w:p>
     <w:p>
-      <w:pPr>
-        <w:spacing w:after="0" w:before="0"/>
-      </w:pPr>
       <w:r>
-        <w:rPr>
-          <w:b w:val="0"/>
-          <w:sz w:val="21"/>
-        </w:rPr>
-        <w:t>Solution: The assessment of acute malnutrition in children is commonly done using weight for height measurements. Acute malnutrition refers to the rapid onset of nutritional deficiency and is characterized by wasting or a significant decrease in body weight. Weight for height is a commonly used anthropometric index to assess acute malnutrition in children. It compares the child's weight to their height and provides an indication of their nutritional status. Various growth charts, such as the World Health Organization (WHO) growth standards or Centers for Disease Control and Prevention (CDC) growth charts, can be used to determine the appropriate weight-for-height percentile and identify malnourished children who may require intervention.</w:t>
+        <w:t xml:space="preserve">Question: A client is prescribed a 1000 kcal diabetic diet. If 50% of calories are from carbohydrates, the client's daily carbohydrate intake in grams is:</w:t>
       </w:r>
     </w:p>
     <w:p>
-      <w:pPr>
-        <w:spacing w:after="0" w:before="0"/>
-      </w:pPr>
       <w:r>
-        <w:rPr>
-          <w:b w:val="0"/>
-          <w:sz w:val="20"/>
-        </w:rPr>
-        <w:t>Positive Marks: 1</w:t>
+        <w:t xml:space="preserve">(a) 125 g</w:t>
       </w:r>
     </w:p>
     <w:p>
-      <w:pPr>
-        <w:spacing w:after="160" w:before="0"/>
-      </w:pPr>
       <w:r>
-        <w:rPr>
-          <w:b w:val="0"/>
-          <w:sz w:val="20"/>
-        </w:rPr>
-        <w:t>Negative Marks: 0.25</w:t>
+        <w:t xml:space="preserve">(b) 100 g</w:t>
       </w:r>
     </w:p>
     <w:p>
-      <w:pPr>
-        <w:spacing w:after="20" w:before="120"/>
-      </w:pPr>
       <w:r>
-        <w:rPr>
-          <w:b/>
-          <w:sz w:val="22"/>
-        </w:rPr>
-        <w:t>Question: Which communication technique is most therapeutic for a withdrawn, depressed client?</w:t>
+        <w:t xml:space="preserve">(c) 250 g</w:t>
       </w:r>
     </w:p>
     <w:p>
-      <w:pPr>
-        <w:spacing w:after="0" w:before="0"/>
-      </w:pPr>
       <w:r>
-        <w:rPr>
-          <w:b w:val="0"/>
-          <w:sz w:val="22"/>
-        </w:rPr>
-        <w:t>(a) 'You should not feel so sad.'</w:t>
+        <w:t xml:space="preserve">(d) 75 g</w:t>
       </w:r>
     </w:p>
     <w:p>
-      <w:pPr>
-        <w:spacing w:after="0" w:before="0"/>
-      </w:pPr>
       <w:r>
-        <w:rPr>
-          <w:b w:val="0"/>
-          <w:sz w:val="22"/>
-        </w:rPr>
-        <w:t>(b) 'Tell me more about how you are feeling.'</w:t>
+        <w:t xml:space="preserve">Answer: a</w:t>
       </w:r>
     </w:p>
     <w:p>
-      <w:pPr>
-        <w:spacing w:after="0" w:before="0"/>
-      </w:pPr>
       <w:r>
-        <w:rPr>
-          <w:b w:val="0"/>
-          <w:sz w:val="22"/>
-        </w:rPr>
-        <w:t>(c) 'Why do you feel this way?'</w:t>
+        <w:t xml:space="preserve">Solution: 50% of 1000 kcal = 500 kcal from carbohydrates. Since each gram of carbohydrate provides 4 kcal, 500 ÷ 4 = 125 g per day.</w:t>
       </w:r>
     </w:p>
     <w:p>
-      <w:pPr>
-        <w:spacing w:after="0" w:before="0"/>
-      </w:pPr>
       <w:r>
-        <w:rPr>
-          <w:b w:val="0"/>
-          <w:sz w:val="22"/>
-        </w:rPr>
-        <w:t>(d) 'Everyone feels sad sometimes.'</w:t>
+        <w:t xml:space="preserve">Positive Marks: 1</w:t>
       </w:r>
     </w:p>
     <w:p>
-      <w:pPr>
-        <w:spacing w:after="0" w:before="40"/>
-      </w:pPr>
       <w:r>
-        <w:rPr>
-          <w:b/>
-          <w:sz w:val="22"/>
-        </w:rPr>
-        <w:t>Answer: b</w:t>
+        <w:t xml:space="preserve">Negative Marks: 0.25</w:t>
       </w:r>
     </w:p>
     <w:p>
-      <w:pPr>
-        <w:spacing w:after="0" w:before="0"/>
-      </w:pPr>
       <w:r>
-        <w:rPr>
-          <w:b w:val="0"/>
-          <w:sz w:val="21"/>
-        </w:rPr>
-        <w:t>Solution: Open-ended, accepting statements ('Tell me more…') encourage expression; the other responses judge, belittle or close off communication.</w:t>
+        <w:t xml:space="preserve"/>
       </w:r>
     </w:p>
     <w:p>
-      <w:pPr>
-        <w:spacing w:after="0" w:before="0"/>
-      </w:pPr>
       <w:r>
-        <w:rPr>
-          <w:b w:val="0"/>
-          <w:sz w:val="20"/>
-        </w:rPr>
-        <w:t>Positive Marks: 1</w:t>
+        <w:t xml:space="preserve">Question: The nurse is caring for a client receiving nasogastric tube feeding. Which action is correct before each feeding?</w:t>
       </w:r>
     </w:p>
     <w:p>
-      <w:pPr>
-        <w:spacing w:after="160" w:before="0"/>
-      </w:pPr>
       <w:r>
-        <w:rPr>
-          <w:b w:val="0"/>
-          <w:sz w:val="20"/>
-        </w:rPr>
-        <w:t>Negative Marks: 0.25</w:t>
+        <w:t xml:space="preserve">(a) Verify tube placement and check gastric residual</w:t>
       </w:r>
     </w:p>
     <w:p>
-      <w:pPr>
-        <w:spacing w:after="20" w:before="120"/>
-      </w:pPr>
       <w:r>
-        <w:rPr>
-          <w:b/>
-          <w:sz w:val="22"/>
-        </w:rPr>
-        <w:t>Question: A 32 week pregnant mother is having abdominal pain, tenderness and fetal distress. What will be the diagnosis in this patient?</w:t>
+        <w:t xml:space="preserve">(b) Place the client flat on the back</w:t>
       </w:r>
     </w:p>
     <w:p>
-      <w:pPr>
-        <w:spacing w:after="0" w:before="0"/>
-      </w:pPr>
       <w:r>
-        <w:rPr>
-          <w:b w:val="0"/>
-          <w:sz w:val="22"/>
-        </w:rPr>
-        <w:t>(a) Abruptio placenta</w:t>
+        <w:t xml:space="preserve">(c) Flush the tube with carbonated soda</w:t>
       </w:r>
     </w:p>
     <w:p>
-      <w:pPr>
-        <w:spacing w:after="0" w:before="0"/>
-      </w:pPr>
       <w:r>
-        <w:rPr>
-          <w:b w:val="0"/>
-          <w:sz w:val="22"/>
-        </w:rPr>
-        <w:t>(b) Ectopic Pregnancy</w:t>
+        <w:t xml:space="preserve">(d) Administer the feeding over 5 minutes</w:t>
       </w:r>
     </w:p>
     <w:p>
-      <w:pPr>
-        <w:spacing w:after="0" w:before="0"/>
-      </w:pPr>
       <w:r>
-        <w:rPr>
-          <w:b w:val="0"/>
-          <w:sz w:val="22"/>
-        </w:rPr>
-        <w:t>(c) Placenta previa</w:t>
+        <w:t xml:space="preserve">Answer: a</w:t>
       </w:r>
     </w:p>
     <w:p>
-      <w:pPr>
-        <w:spacing w:after="0" w:before="0"/>
-      </w:pPr>
       <w:r>
-        <w:rPr>
-          <w:b w:val="0"/>
-          <w:sz w:val="22"/>
-        </w:rPr>
-        <w:t>(d) Abortion</w:t>
+        <w:t xml:space="preserve">Solution: Before each feeding the nurse verifies tube placement (pH or X-ray per policy) and checks gastric residual volume to prevent aspiration and overfeeding. The client is kept semi-Fowler's during and after feeding.</w:t>
       </w:r>
     </w:p>
     <w:p>
-      <w:pPr>
-        <w:spacing w:after="0" w:before="40"/>
-      </w:pPr>
       <w:r>
-        <w:rPr>
-          <w:b/>
-          <w:sz w:val="22"/>
-        </w:rPr>
-        <w:t>Answer: a</w:t>
+        <w:t xml:space="preserve">Positive Marks: 1</w:t>
       </w:r>
     </w:p>
     <w:p>
-      <w:pPr>
-        <w:spacing w:after="0" w:before="0"/>
-      </w:pPr>
       <w:r>
-        <w:rPr>
-          <w:b w:val="0"/>
-          <w:sz w:val="21"/>
-        </w:rPr>
-        <w:t>Solution: Abdominal pain, uterine tenderness and fetal distress in a 32-week pregnancy indicate abruptio placentae.</w:t>
+        <w:t xml:space="preserve">Negative Marks: 0.25</w:t>
       </w:r>
     </w:p>
     <w:p>
-      <w:pPr>
-        <w:spacing w:after="0" w:before="0"/>
-      </w:pPr>
       <w:r>
-        <w:rPr>
-          <w:b w:val="0"/>
-          <w:sz w:val="20"/>
-        </w:rPr>
-        <w:t>Positive Marks: 1</w:t>
+        <w:t xml:space="preserve"/>
       </w:r>
     </w:p>
     <w:p>
-      <w:pPr>
-        <w:spacing w:after="160" w:before="0"/>
-      </w:pPr>
       <w:r>
-        <w:rPr>
-          <w:b w:val="0"/>
-          <w:sz w:val="20"/>
-        </w:rPr>
-        <w:t>Negative Marks: 0.25</w:t>
+        <w:t xml:space="preserve">Question: A research study randomly assigns participants to a treatment or control group. This design is best described as:</w:t>
+      </w:r>
+    </w:p>
+    <w:p>
+      <w:r>
+        <w:t xml:space="preserve">(a) A randomized controlled trial</w:t>
+      </w:r>
+    </w:p>
+    <w:p>
+      <w:r>
+        <w:t xml:space="preserve">(b) A case study</w:t>
+      </w:r>
+    </w:p>
+    <w:p>
+      <w:r>
+        <w:t xml:space="preserve">(c) A correlational study</w:t>
+      </w:r>
+    </w:p>
+    <w:p>
+      <w:r>
+        <w:t xml:space="preserve">(d) A qualitative study</w:t>
+      </w:r>
+    </w:p>
+    <w:p>
+      <w:r>
+        <w:t xml:space="preserve">Answer: a</w:t>
+      </w:r>
+    </w:p>
+    <w:p>
+      <w:r>
+        <w:t xml:space="preserve">Solution: Random assignment to treatment and control groups is the hallmark of a randomized controlled trial (RCT), the gold standard for testing intervention effectiveness.</w:t>
+      </w:r>
+    </w:p>
+    <w:p>
+      <w:r>
+        <w:t xml:space="preserve">Positive Marks: 1</w:t>
+      </w:r>
+    </w:p>
+    <w:p>
+      <w:r>
+        <w:t xml:space="preserve">Negative Marks: 0.25</w:t>
+      </w:r>
+    </w:p>
+    <w:p>
+      <w:r>
+        <w:t xml:space="preserve"/>
+      </w:r>
+    </w:p>
+    <w:p>
+      <w:r>
+        <w:t xml:space="preserve">Question: A staff nurse is assigned to care for four clients. Which client should the nurse assess first?</w:t>
+      </w:r>
+    </w:p>
+    <w:p>
+      <w:r>
+        <w:t xml:space="preserve">(a) A client who had surgery 4 hours ago and has a temperature of 38.5°C (101.3°F)</w:t>
+      </w:r>
+    </w:p>
+    <w:p>
+      <w:r>
+        <w:t xml:space="preserve">(b) A client requesting a sleeping pill at 8 AM</w:t>
+      </w:r>
+    </w:p>
+    <w:p>
+      <w:r>
+        <w:t xml:space="preserve">(c) A client who wants help ambulating to the bathroom</w:t>
+      </w:r>
+    </w:p>
+    <w:p>
+      <w:r>
+        <w:t xml:space="preserve">(d) A client who asks for a second blanket</w:t>
+      </w:r>
+    </w:p>
+    <w:p>
+      <w:r>
+        <w:t xml:space="preserve">Answer: a</w:t>
+      </w:r>
+    </w:p>
+    <w:p>
+      <w:r>
+        <w:t xml:space="preserve">Solution: A postoperative fever of 38.5°C shortly after surgery may indicate a serious complication (e.g., infection, atelectasis, malignant hyperthermia) and takes priority over the comfort requests of stable clients.</w:t>
+      </w:r>
+    </w:p>
+    <w:p>
+      <w:r>
+        <w:t xml:space="preserve">Positive Marks: 1</w:t>
+      </w:r>
+    </w:p>
+    <w:p>
+      <w:r>
+        <w:t xml:space="preserve">Negative Marks: 0.25</w:t>
       </w:r>
     </w:p>
     <w:sectPr>
       <w:pgSz w:w="12240" w:h="15840"/>
-      <w:pgMar w:top="864" w:right="1008" w:bottom="864" w:left="1008" w:header="720" w:footer="720" w:gutter="0"/>
+      <w:pgMar w:top="1440" w:right="1800" w:bottom="1440" w:left="1800" w:header="720" w:footer="720" w:gutter="0"/>
       <w:cols w:space="720"/>
       <w:docGrid w:linePitch="360"/>
     </w:sectPr>
@@ -2535,10 +1365,6 @@
     <w:name w:val="Normal"/>
     <w:qFormat/>
     <w:rsid w:val="00FC693F"/>
-    <w:rPr>
-      <w:rFonts w:ascii="Calibri" w:hAnsi="Calibri"/>
-      <w:sz w:val="22"/>
-    </w:rPr>
   </w:style>
   <w:style w:type="paragraph" w:styleId="Header">
     <w:name w:val="header"/>
